--- a/zht/docx/10.content.docx
+++ b/zht/docx/10.content.docx
@@ -136,13 +136,6 @@
         <w:rPr>
           <w:lang w:val="zh_TW" w:bidi="zh_TW"/>
         </w:rPr>
-      </w:r>
-      <w:r>
-        <w:rPr>
-          <w:i/>
-          <w:lang w:val="zh_TW" w:bidi="zh_TW"/>
-        </w:rPr>
-        <w:t>撒母耳記下 1:1, 撒母耳記下 1:2, 撒母耳記下 1:4, 撒母耳記下 1:6, 撒母耳記下 1:8, 撒母耳記下 1:9, 撒母耳記下 1:10, 撒母耳記下 1:11–12, 撒母耳記下 1:12, 撒母耳記下 1:14, 撒母耳記下 1:16, 撒母耳記下 1:17–18, 撒母耳記下 1:19, 撒母耳記下 1:20, 撒母耳記下 1:21, 撒母耳記下 1:24, 撒母耳記下 1:26, 撒母耳記下 2:1, 撒母耳記下 2:2, 撒母耳記下 2:2–3, 撒母耳記下 2:4, 撒母耳記下 2:8, 撒母耳記下 2:8–9, 撒母耳記下 2:11, 撒母耳記下 2:12–13, 撒母耳記下 2:15, 撒母耳記下 2:17, 撒母耳記下 2:19, 撒母耳記下 2:22, 撒母耳記下 2:23, 撒母耳記下 2:24, 撒母耳記下 2:26–27, 撒母耳記下 2:29, 撒母耳記下 2:32, 撒母耳記下 3:1, 撒母耳記下 3:2–3, 撒母耳記下 3:7, 撒母耳記下 3:10, 撒母耳記下 3:13, 撒母耳記下 3:14, 撒母耳記下 3:17–18, 撒母耳記下 3:20, 撒母耳記下 3:21, 撒母耳記下 3:23, 撒母耳記下 3:25, 撒母耳記下 3:27, 撒母耳記下 3:27 (#2), 撒母耳記下 3:29, 撒母耳記下 3:31, 撒母耳記下 3:35, 撒母耳記下 3:37, 撒母耳記下 3:38, 撒母耳記下 3:39, 撒母耳記下 4:1, 撒母耳記下 4:2, 撒母耳記下 4:4, 撒母耳記下 4:6, 撒母耳記下 4:7, 撒母耳記下 4:8, 撒母耳記下 4:11, 撒母耳記下 4:12, 撒母耳記下 4:12 (#2), 撒母耳記下 5:2, 撒母耳記下 5:3, 撒母耳記下 5:5, 撒母耳記下 5:6–7, 撒母耳記下 5:7, 撒母耳記下 5:10, 撒母耳記下 5:11, 撒母耳記下 5:14–16, 撒母耳記下 5:17, 撒母耳記下 5:19, 撒母耳記下 5:20, 撒母耳記下 5:23, 撒母耳記下 5:24, 撒母耳記下 5:25, 撒母耳記下 5:25 (#2), 撒母耳記下 6:1–2, 撒母耳記下 6:3, 撒母耳記下 6:3 (#2), 撒母耳記下 6:6, 撒母耳記下 6:7, 撒母耳記下 6:8–9, 撒母耳記下 6:10, 撒母耳記下 6:12, 撒母耳記下 6:14, 撒母耳記下 6:16, 撒母耳記下 6:17, 撒母耳記下 6:19, 撒母耳記下 6:20, 撒母耳記下 6:21–22, 撒母耳記下 7:1, 撒母耳記下 7:2, 撒母耳記下 7:3–4, 撒母耳記下 7:7, 撒母耳記下 7:8–9, 撒母耳記下 7:10, 撒母耳記下 7:12–13, 撒母耳記下 7:16, 撒母耳記下 7:18–20, 撒母耳記下 7:20, 撒母耳記下 7:21, 撒母耳記下 7:23, 撒母耳記下 7:27, 撒母耳記下 7:28, 撒母耳記下 7:29, 撒母耳記下 8:1, 撒母耳記下 8:2, 撒母耳記下 8:2 (#2), 撒母耳記下 8:4, 撒母耳記下 8:5, 撒母耳記下 8:6, 撒母耳記下 8:10, 撒母耳記下 8:11, 撒母耳記下 8:13, 撒母耳記下 8:15, 撒母耳記下 8:18, 撒母耳記下 9:1, 撒母耳記下 9:3, 撒母耳記下 9:6, 撒母耳記下 9:7, 撒母耳記下 9:10, 撒母耳記下 9:13, 撒母耳記下 9:13 (#2), 撒母耳記下 10:1, 撒母耳記下 10:2, 撒母耳記下 10:3, 撒母耳記下 10:4, 撒母耳記下 10:6, 撒母耳記下 10:6–8, 撒母耳記下 10:7, 撒母耳記下 10:9–10, 撒母耳記下 10:14, 撒母耳記下 10:15–16, 撒母耳記下 10:17, 撒母耳記下 10:19, 撒母耳記下 11:1, 撒母耳記下 11:1 (#2), 撒母耳記下 11:2–3, 撒母耳記下 11:3, 撒母耳記下 11:4–5, 撒母耳記下 11:6, 撒母耳記下 11:8, 撒母耳記下 11:9, 撒母耳記下 11:11, 撒母耳記下 11:15, 撒母耳記下 11:19–20, 撒母耳記下 11:20, 撒母耳記下 11:21, 撒母耳記下 11:25, 撒母耳記下 11:26, 撒母耳記下 11:27, 撒母耳記下 11:27 (#2), 撒母耳記下 12:1, 撒母耳記下 12:2–3, 撒母耳記下 12:4, 撒母耳記下 12:5, 撒母耳記下 12:7, 撒母耳記下 12:9, 撒母耳記下 12:10–11, 撒母耳記下 12:13, 撒母耳記下 12:14, 撒母耳記下 12:16–17, 撒母耳記下 12:18, 撒母耳記下 12:20, 撒母耳記下 12:23, 撒母耳記下 12:25, 撒母耳記下 12:26, 撒母耳記下 12:28, 撒母耳記下 12:31, 撒母耳記下 13:1, 撒母耳記下 13:4, 撒母耳記下 13:6, 撒母耳記下 13:11, 撒母耳記下 13:14, 撒母耳記下 13:15, 撒母耳記下 13:15 (#2), 撒母耳記下 13:17, 撒母耳記下 13:19, 撒母耳記下 13:21, 撒母耳記下 13:22, 撒母耳記下 13:23–24, 撒母耳記下 13:25, 撒母耳記下 13:26, 撒母耳記下 13:27, 撒母耳記下 13:28, 撒母耳記下 13:29, 撒母耳記下 13:30, 撒母耳記下 13:32, 撒母耳記下 13:37, 撒母耳記下 13:38, 撒母耳記下 13:39, 撒母耳記下 14:1–2, 撒母耳記下 14:2–3, 撒母耳記下 14:5, 撒母耳記下 14:6, 撒母耳記下 14:7, 撒母耳記下 14:11, 撒母耳記下 14:11 (#2), 撒母耳記下 14:13, 撒母耳記下 14:14, 撒母耳記下 14:15–16, 撒母耳記下 14:17, 撒母耳記下 14:19, 撒母耳記下 14:20, 撒母耳記下 14:22, 撒母耳記下 14:24, 撒母耳記下 14:25–26, 撒母耳記下 14:28, 撒母耳記下 14:30, 撒母耳記下 14:32, 撒母耳記下 14:33, 撒母耳記下 15:1, 撒母耳記下 15:1 (#2), 撒母耳記下 15:2, 撒母耳記下 15:3, 撒母耳記下 15:4, 撒母耳記下 15:5, 撒母耳記下 15:6, 撒母耳記下 15:7, 撒母耳記下 15:10, 撒母耳記下 15:11, 撒母耳記下 15:14, 撒母耳記下 15:16, 撒母耳記下 15:18, 撒母耳記下 15:21, 撒母耳記下 15:23, 撒母耳記下 15:25, 撒母耳記下 15:28, 撒母耳記下 15:31, 撒母耳記下 15:32, 撒母耳記下 15:34, 撒母耳記下 15:35, 撒母耳記下 16:1, 撒母耳記下 16:3, 撒母耳記下 16:4, 撒母耳記下 16:5–6, 撒母耳記下 16:7–8, 撒母耳記下 16:12, 撒母耳記下 16:16, 撒母耳記下 16:18, 撒母耳記下 16:21, 撒母耳記下 16:23, 撒母耳記下 17:1–4, 撒母耳記下 17:5–7, 撒母耳記下 17:9–10, 撒母耳記下 17:11–12, 撒母耳記下 17:14, 撒母耳記下 17:16, 撒母耳記下 17:17, 撒母耳記下 17:18, 撒母耳記下 17:19–20, 撒母耳記下 17:21–22, 撒母耳記下 17:23, 撒母耳記下 17:27–29, 撒母耳記下 18:2, 撒母耳記下 18:3–4, 撒母耳記下 18:5, 撒母耳記下 18:6–8, 撒母耳記下 18:9, 撒母耳記下 18:10–11, 撒母耳記下 18:12–13, 撒母耳記下 18:14, 撒母耳記下 18:17, 撒母耳記下 18:18, 撒母耳記下 18:19–20, 撒母耳記下 18:21–23, 撒母耳記下 18:24–25, 撒母耳記下 18:26, 撒母耳記下 18:27, 撒母耳記下 18:28, 撒母耳記下 18:29, 撒母耳記下 18:32, 撒母耳記下 18:33, 撒母耳記下 19:2, 撒母耳記下 19:4, 撒母耳記下 19:6, 撒母耳記下 19:7, 撒母耳記下 19:8, 撒母耳記下 19:10, 撒母耳記下 19:11, 撒母耳記下 19:13, 撒母耳記下 19:15, 撒母耳記下 19:16–17, 撒母耳記下 19:20, 撒母耳記下 19:23, 撒母耳記下 19:24, 撒母耳記下 19:26, 撒母耳記下 19:27, 撒母耳記下 19:30, 撒母耳記下 19:32, 撒母耳記下 19:34–35, 撒母耳記下 19:37, 撒母耳記下 19:40, 撒母耳記下 19:43, 撒母耳記下 19:43 (#2), 撒母耳記下 20:1, 撒母耳記下 20:2, 撒母耳記下 20:3, 撒母耳記下 20:4–5, 撒母耳記下 20:6–7, 撒母耳記下 20:9–10, 撒母耳記下 20:11–13, 撒母耳記下 20:14–15, 撒母耳記下 20:18–19, 撒母耳記下 20:19, 撒母耳記下 20:20–21, 撒母耳記下 20:21–22, 撒母耳記下 20:24, 撒母耳記下 21:1, 撒母耳記下 21:2–3, 撒母耳記下 21:4, 撒母耳記下 21:5–6, 撒母耳記下 21:7–9, 撒母耳記下 21:10–11, 撒母耳記下 21:12, 撒母耳記下 21:15–17, 撒母耳記下 21:17, 撒母耳記下 21:20–22, 撒母耳記下 22:1–2, 撒母耳記下 22:3–4, 撒母耳記下 22:5–6, 撒母耳記下 22:7, 撒母耳記下 22:8–9, 撒母耳記下 22:10–12, 撒母耳記下 22:13–15, 撒母耳記下 22:16, 撒母耳記下 22:17–18, 撒母耳記下 22:19–21, 撒母耳記下 22:22–23, 撒母耳記下 22:24–25, 撒母耳記下 22:28–29, 撒母耳記下 22:30–31, 撒母耳記下 22:32–33, 撒母耳記下 22:36–37, 撒母耳記下 22:42–43, 撒母耳記下 22:44–46, 撒母耳記下 22:47–49, 撒母耳記下 22:50–51, 撒母耳記下 23:1–2, 撒母耳記下 23:3–4, 撒母耳記下 23:6–7, 撒母耳記下 23:9–10, 撒母耳記下 23:11–12, 撒母耳記下 23:15–16, 撒母耳記下 23:16–17, 撒母耳記下 23:18–19, 撒母耳記下 23:21, 撒母耳記下 24:1–2, 撒母耳記下 24:3–4, 撒母耳記下 24:8, 撒母耳記下 24:9, 撒母耳記下 24:10, 撒母耳記下 24:11–12, 撒母耳記下 24:13, 撒母耳記下 24:15–16, 撒母耳記下 24:17, 撒母耳記下 24:18–20, 撒母耳記下 24:21, 撒母耳記下 24:24, 撒母耳記下 24:25</w:t>
       </w:r>
       <w:r>
         <w:rPr>

--- a/zht/docx/10.content.docx
+++ b/zht/docx/10.content.docx
@@ -123,19 +123,6 @@
           <w:lang w:val="zh_TW" w:bidi="zh_TW"/>
         </w:rPr>
         <w:t>2SA</w:t>
-      </w:r>
-      <w:r>
-        <w:rPr>
-          <w:lang w:val="zh_TW" w:bidi="zh_TW"/>
-        </w:rPr>
-      </w:r>
-    </w:p>
-    <w:p>
-      <w:pPr/>
-      <w:r>
-        <w:rPr>
-          <w:lang w:val="zh_TW" w:bidi="zh_TW"/>
-        </w:rPr>
       </w:r>
       <w:r>
         <w:rPr>

--- a/zht/docx/10.content.docx
+++ b/zht/docx/10.content.docx
@@ -19,7 +19,7 @@
         <w:rPr>
           <w:lang w:val="zh_TW" w:bidi="zh_TW"/>
         </w:rPr>
-        <w:t>Resource: 翻譯問題 (unfoldingWord)</w:t>
+        <w:t>Resource: unfoldingWord® Translation Questions</w:t>
       </w:r>
       <w:r>
         <w:rPr>
@@ -85,7 +85,7 @@
         <w:rPr>
           <w:lang w:val="zh_TW" w:bidi="zh_TW"/>
         </w:rPr>
-        <w:t>翻譯問題 (unfoldingWord)</w:t>
+        <w:t>unfoldingWord® Translation Questions</w:t>
       </w:r>
     </w:p>
     <w:p>
